--- a/p1_programming_mental_models.docx
+++ b/p1_programming_mental_models.docx
@@ -101,7 +101,23 @@
           <w:sz w:val="36"/>
           <w:szCs w:val="36"/>
         </w:rPr>
-        <w:t>Think in Systems (not in Components)……………………..3</w:t>
+        <w:t xml:space="preserve">Think in Systems (not in </w:t>
+      </w:r>
+      <w:proofErr w:type="gramStart"/>
+      <w:r>
+        <w:rPr>
+          <w:sz w:val="36"/>
+          <w:szCs w:val="36"/>
+        </w:rPr>
+        <w:t>Components)…</w:t>
+      </w:r>
+      <w:proofErr w:type="gramEnd"/>
+      <w:r>
+        <w:rPr>
+          <w:sz w:val="36"/>
+          <w:szCs w:val="36"/>
+        </w:rPr>
+        <w:t>…………………..3</w:t>
       </w:r>
     </w:p>
     <w:p>
@@ -127,6 +143,48 @@
     </w:p>
     <w:p>
       <w:pPr>
+        <w:pStyle w:val="ListParagraph"/>
+        <w:numPr>
+          <w:ilvl w:val="0"/>
+          <w:numId w:val="5"/>
+        </w:numPr>
+        <w:jc w:val="both"/>
+        <w:rPr>
+          <w:sz w:val="36"/>
+          <w:szCs w:val="36"/>
+        </w:rPr>
+      </w:pPr>
+      <w:r>
+        <w:rPr>
+          <w:sz w:val="36"/>
+          <w:szCs w:val="36"/>
+        </w:rPr>
+        <w:t>Avoid Hybrid Classes</w:t>
+      </w:r>
+      <w:r>
+        <w:rPr>
+          <w:sz w:val="36"/>
+          <w:szCs w:val="36"/>
+        </w:rPr>
+        <w:t xml:space="preserve"> (</w:t>
+      </w:r>
+      <w:r>
+        <w:rPr>
+          <w:sz w:val="36"/>
+          <w:szCs w:val="36"/>
+        </w:rPr>
+        <w:t>OOP</w:t>
+      </w:r>
+      <w:r>
+        <w:rPr>
+          <w:sz w:val="36"/>
+          <w:szCs w:val="36"/>
+        </w:rPr>
+        <w:t>)……………………………….</w:t>
+      </w:r>
+    </w:p>
+    <w:p>
+      <w:pPr>
         <w:rPr>
           <w:sz w:val="36"/>
           <w:szCs w:val="36"/>
@@ -228,7 +286,27 @@
           <w:sz w:val="36"/>
           <w:szCs w:val="36"/>
         </w:rPr>
-        <w:t xml:space="preserve"> State machine</w:t>
+        <w:t xml:space="preserve"> </w:t>
+      </w:r>
+      <w:proofErr w:type="gramStart"/>
+      <w:r>
+        <w:rPr>
+          <w:b/>
+          <w:bCs/>
+          <w:sz w:val="36"/>
+          <w:szCs w:val="36"/>
+        </w:rPr>
+        <w:t>State</w:t>
+      </w:r>
+      <w:proofErr w:type="gramEnd"/>
+      <w:r>
+        <w:rPr>
+          <w:b/>
+          <w:bCs/>
+          <w:sz w:val="36"/>
+          <w:szCs w:val="36"/>
+        </w:rPr>
+        <w:t xml:space="preserve"> machine</w:t>
       </w:r>
       <w:r>
         <w:rPr>
@@ -1508,6 +1586,2028 @@
           <w:szCs w:val="36"/>
         </w:rPr>
       </w:pPr>
+    </w:p>
+    <w:p>
+      <w:pPr>
+        <w:jc w:val="both"/>
+        <w:rPr>
+          <w:b/>
+          <w:bCs/>
+          <w:sz w:val="36"/>
+          <w:szCs w:val="36"/>
+        </w:rPr>
+      </w:pPr>
+      <w:r>
+        <w:rPr>
+          <w:b/>
+          <w:bCs/>
+          <w:sz w:val="36"/>
+          <w:szCs w:val="36"/>
+        </w:rPr>
+        <w:t>Avoid Hybrid Classes</w:t>
+      </w:r>
+      <w:r>
+        <w:rPr>
+          <w:b/>
+          <w:bCs/>
+          <w:sz w:val="36"/>
+          <w:szCs w:val="36"/>
+        </w:rPr>
+        <w:t xml:space="preserve"> </w:t>
+      </w:r>
+      <w:r>
+        <w:rPr>
+          <w:b/>
+          <w:bCs/>
+          <w:sz w:val="36"/>
+          <w:szCs w:val="36"/>
+        </w:rPr>
+        <w:t>(OOP):</w:t>
+      </w:r>
+    </w:p>
+    <w:p>
+      <w:pPr>
+        <w:jc w:val="both"/>
+        <w:rPr>
+          <w:sz w:val="36"/>
+          <w:szCs w:val="36"/>
+        </w:rPr>
+      </w:pPr>
+      <w:r>
+        <w:rPr>
+          <w:sz w:val="36"/>
+          <w:szCs w:val="36"/>
+        </w:rPr>
+        <w:t xml:space="preserve"># </w:t>
+      </w:r>
+      <w:r>
+        <w:rPr>
+          <w:sz w:val="36"/>
+          <w:szCs w:val="36"/>
+        </w:rPr>
+        <w:t xml:space="preserve">Some classes </w:t>
+      </w:r>
+      <w:r>
+        <w:rPr>
+          <w:sz w:val="36"/>
+          <w:szCs w:val="36"/>
+        </w:rPr>
+        <w:t xml:space="preserve">refuse to pick a </w:t>
+      </w:r>
+      <w:r>
+        <w:rPr>
+          <w:sz w:val="36"/>
+          <w:szCs w:val="36"/>
+        </w:rPr>
+        <w:t>side;</w:t>
+      </w:r>
+      <w:r>
+        <w:rPr>
+          <w:sz w:val="36"/>
+          <w:szCs w:val="36"/>
+        </w:rPr>
+        <w:t xml:space="preserve"> they expose their data through getters and setters but they also have methods that do real work.</w:t>
+      </w:r>
+    </w:p>
+    <w:p>
+      <w:pPr>
+        <w:jc w:val="both"/>
+        <w:rPr>
+          <w:sz w:val="36"/>
+          <w:szCs w:val="36"/>
+        </w:rPr>
+      </w:pPr>
+      <w:r>
+        <w:rPr>
+          <w:sz w:val="36"/>
+          <w:szCs w:val="36"/>
+        </w:rPr>
+        <w:t xml:space="preserve"># Like this </w:t>
+      </w:r>
+      <w:r>
+        <w:rPr>
+          <w:b/>
+          <w:bCs/>
+          <w:sz w:val="36"/>
+          <w:szCs w:val="36"/>
+        </w:rPr>
+        <w:t xml:space="preserve">Product </w:t>
+      </w:r>
+      <w:r>
+        <w:rPr>
+          <w:sz w:val="36"/>
+          <w:szCs w:val="36"/>
+        </w:rPr>
+        <w:t>class</w:t>
+      </w:r>
+      <w:r>
+        <w:rPr>
+          <w:sz w:val="36"/>
+          <w:szCs w:val="36"/>
+        </w:rPr>
+        <w:t xml:space="preserve">, it lets </w:t>
+      </w:r>
+      <w:r>
+        <w:rPr>
+          <w:sz w:val="36"/>
+          <w:szCs w:val="36"/>
+        </w:rPr>
+        <w:t>anyone read and write the price but it also calculates discounts</w:t>
+      </w:r>
+      <w:r>
+        <w:rPr>
+          <w:sz w:val="36"/>
+          <w:szCs w:val="36"/>
+        </w:rPr>
+        <w:t xml:space="preserve">. </w:t>
+      </w:r>
+      <w:r>
+        <w:rPr>
+          <w:sz w:val="36"/>
+          <w:szCs w:val="36"/>
+        </w:rPr>
+        <w:t>So,</w:t>
+      </w:r>
+      <w:r>
+        <w:rPr>
+          <w:sz w:val="36"/>
+          <w:szCs w:val="36"/>
+        </w:rPr>
+        <w:t xml:space="preserve"> when </w:t>
+      </w:r>
+      <w:r>
+        <w:rPr>
+          <w:sz w:val="36"/>
+          <w:szCs w:val="36"/>
+        </w:rPr>
+        <w:t xml:space="preserve">a </w:t>
+      </w:r>
+      <w:r>
+        <w:rPr>
+          <w:b/>
+          <w:bCs/>
+          <w:sz w:val="36"/>
+          <w:szCs w:val="36"/>
+        </w:rPr>
+        <w:t>Subscription</w:t>
+      </w:r>
+      <w:r>
+        <w:rPr>
+          <w:sz w:val="36"/>
+          <w:szCs w:val="36"/>
+        </w:rPr>
+        <w:t xml:space="preserve"> comes along with different pricing</w:t>
+      </w:r>
+      <w:r>
+        <w:rPr>
+          <w:sz w:val="36"/>
+          <w:szCs w:val="36"/>
+        </w:rPr>
+        <w:t xml:space="preserve"> the discount logic is trapped inside this class</w:t>
+      </w:r>
+    </w:p>
+    <w:p>
+      <w:pPr>
+        <w:jc w:val="both"/>
+        <w:rPr>
+          <w:sz w:val="36"/>
+          <w:szCs w:val="36"/>
+        </w:rPr>
+      </w:pPr>
+      <w:r>
+        <w:rPr>
+          <w:sz w:val="36"/>
+          <w:szCs w:val="36"/>
+        </w:rPr>
+        <w:t># And when we need new behavior (methods) like calculating total price (according to quantity)</w:t>
+      </w:r>
+      <w:r>
+        <w:rPr>
+          <w:sz w:val="36"/>
+          <w:szCs w:val="36"/>
+        </w:rPr>
+        <w:t xml:space="preserve"> or tax the </w:t>
+      </w:r>
+      <w:r>
+        <w:rPr>
+          <w:sz w:val="36"/>
+          <w:szCs w:val="36"/>
+        </w:rPr>
+        <w:lastRenderedPageBreak/>
+        <w:t>data is already leaked because we have to use the getters everywhere</w:t>
+      </w:r>
+    </w:p>
+    <w:p>
+      <w:pPr>
+        <w:jc w:val="both"/>
+        <w:rPr>
+          <w:sz w:val="36"/>
+          <w:szCs w:val="36"/>
+        </w:rPr>
+      </w:pPr>
+      <w:r>
+        <w:rPr>
+          <w:sz w:val="36"/>
+          <w:szCs w:val="36"/>
+        </w:rPr>
+        <w:t xml:space="preserve"># </w:t>
+      </w:r>
+      <w:r>
+        <w:rPr>
+          <w:sz w:val="36"/>
+          <w:szCs w:val="36"/>
+        </w:rPr>
+        <w:t xml:space="preserve">It becomes half data structure and half object. This called </w:t>
+      </w:r>
+      <w:r>
+        <w:rPr>
+          <w:sz w:val="36"/>
+          <w:szCs w:val="36"/>
+        </w:rPr>
+        <w:t>a</w:t>
+      </w:r>
+      <w:r>
+        <w:rPr>
+          <w:sz w:val="36"/>
+          <w:szCs w:val="36"/>
+        </w:rPr>
+        <w:t xml:space="preserve"> hybrid which is the worst of both worlds.</w:t>
+      </w:r>
+    </w:p>
+    <w:p>
+      <w:pPr>
+        <w:jc w:val="both"/>
+        <w:rPr>
+          <w:b/>
+          <w:bCs/>
+          <w:color w:val="D86DCB" w:themeColor="accent5" w:themeTint="99"/>
+          <w:sz w:val="36"/>
+          <w:szCs w:val="36"/>
+        </w:rPr>
+      </w:pPr>
+      <w:r>
+        <w:rPr>
+          <w:b/>
+          <w:bCs/>
+          <w:color w:val="D86DCB" w:themeColor="accent5" w:themeTint="99"/>
+          <w:sz w:val="36"/>
+          <w:szCs w:val="36"/>
+        </w:rPr>
+        <w:t>class Product:</w:t>
+      </w:r>
+    </w:p>
+    <w:p>
+      <w:pPr>
+        <w:jc w:val="both"/>
+        <w:rPr>
+          <w:b/>
+          <w:bCs/>
+          <w:color w:val="D86DCB" w:themeColor="accent5" w:themeTint="99"/>
+          <w:sz w:val="36"/>
+          <w:szCs w:val="36"/>
+        </w:rPr>
+      </w:pPr>
+      <w:r>
+        <w:rPr>
+          <w:b/>
+          <w:bCs/>
+          <w:color w:val="D86DCB" w:themeColor="accent5" w:themeTint="99"/>
+          <w:sz w:val="36"/>
+          <w:szCs w:val="36"/>
+        </w:rPr>
+        <w:t xml:space="preserve">    __name = ''</w:t>
+      </w:r>
+    </w:p>
+    <w:p>
+      <w:pPr>
+        <w:jc w:val="both"/>
+        <w:rPr>
+          <w:b/>
+          <w:bCs/>
+          <w:color w:val="D86DCB" w:themeColor="accent5" w:themeTint="99"/>
+          <w:sz w:val="36"/>
+          <w:szCs w:val="36"/>
+        </w:rPr>
+      </w:pPr>
+      <w:r>
+        <w:rPr>
+          <w:b/>
+          <w:bCs/>
+          <w:color w:val="D86DCB" w:themeColor="accent5" w:themeTint="99"/>
+          <w:sz w:val="36"/>
+          <w:szCs w:val="36"/>
+        </w:rPr>
+        <w:t xml:space="preserve">    __price = 0.0</w:t>
+      </w:r>
+    </w:p>
+    <w:p>
+      <w:pPr>
+        <w:jc w:val="both"/>
+        <w:rPr>
+          <w:b/>
+          <w:bCs/>
+          <w:color w:val="D86DCB" w:themeColor="accent5" w:themeTint="99"/>
+          <w:sz w:val="36"/>
+          <w:szCs w:val="36"/>
+        </w:rPr>
+      </w:pPr>
+      <w:r>
+        <w:rPr>
+          <w:b/>
+          <w:bCs/>
+          <w:color w:val="D86DCB" w:themeColor="accent5" w:themeTint="99"/>
+          <w:sz w:val="36"/>
+          <w:szCs w:val="36"/>
+        </w:rPr>
+        <w:t xml:space="preserve">    def </w:t>
+      </w:r>
+      <w:proofErr w:type="spellStart"/>
+      <w:r>
+        <w:rPr>
+          <w:b/>
+          <w:bCs/>
+          <w:color w:val="D86DCB" w:themeColor="accent5" w:themeTint="99"/>
+          <w:sz w:val="36"/>
+          <w:szCs w:val="36"/>
+        </w:rPr>
+        <w:t>get_name</w:t>
+      </w:r>
+      <w:proofErr w:type="spellEnd"/>
+      <w:r>
+        <w:rPr>
+          <w:b/>
+          <w:bCs/>
+          <w:color w:val="D86DCB" w:themeColor="accent5" w:themeTint="99"/>
+          <w:sz w:val="36"/>
+          <w:szCs w:val="36"/>
+        </w:rPr>
+        <w:t>(self):</w:t>
+      </w:r>
+    </w:p>
+    <w:p>
+      <w:pPr>
+        <w:jc w:val="both"/>
+        <w:rPr>
+          <w:b/>
+          <w:bCs/>
+          <w:color w:val="D86DCB" w:themeColor="accent5" w:themeTint="99"/>
+          <w:sz w:val="36"/>
+          <w:szCs w:val="36"/>
+        </w:rPr>
+      </w:pPr>
+      <w:r>
+        <w:rPr>
+          <w:b/>
+          <w:bCs/>
+          <w:color w:val="D86DCB" w:themeColor="accent5" w:themeTint="99"/>
+          <w:sz w:val="36"/>
+          <w:szCs w:val="36"/>
+        </w:rPr>
+        <w:t xml:space="preserve">        return </w:t>
+      </w:r>
+      <w:proofErr w:type="spellStart"/>
+      <w:proofErr w:type="gramStart"/>
+      <w:r>
+        <w:rPr>
+          <w:b/>
+          <w:bCs/>
+          <w:color w:val="D86DCB" w:themeColor="accent5" w:themeTint="99"/>
+          <w:sz w:val="36"/>
+          <w:szCs w:val="36"/>
+        </w:rPr>
+        <w:t>self._</w:t>
+      </w:r>
+      <w:proofErr w:type="gramEnd"/>
+      <w:r>
+        <w:rPr>
+          <w:b/>
+          <w:bCs/>
+          <w:color w:val="D86DCB" w:themeColor="accent5" w:themeTint="99"/>
+          <w:sz w:val="36"/>
+          <w:szCs w:val="36"/>
+        </w:rPr>
+        <w:t>_name</w:t>
+      </w:r>
+      <w:proofErr w:type="spellEnd"/>
+    </w:p>
+    <w:p>
+      <w:pPr>
+        <w:jc w:val="both"/>
+        <w:rPr>
+          <w:b/>
+          <w:bCs/>
+          <w:color w:val="D86DCB" w:themeColor="accent5" w:themeTint="99"/>
+          <w:sz w:val="36"/>
+          <w:szCs w:val="36"/>
+        </w:rPr>
+      </w:pPr>
+      <w:r>
+        <w:rPr>
+          <w:b/>
+          <w:bCs/>
+          <w:color w:val="D86DCB" w:themeColor="accent5" w:themeTint="99"/>
+          <w:sz w:val="36"/>
+          <w:szCs w:val="36"/>
+        </w:rPr>
+        <w:t xml:space="preserve">    def </w:t>
+      </w:r>
+      <w:proofErr w:type="spellStart"/>
+      <w:r>
+        <w:rPr>
+          <w:b/>
+          <w:bCs/>
+          <w:color w:val="D86DCB" w:themeColor="accent5" w:themeTint="99"/>
+          <w:sz w:val="36"/>
+          <w:szCs w:val="36"/>
+        </w:rPr>
+        <w:t>get_price</w:t>
+      </w:r>
+      <w:proofErr w:type="spellEnd"/>
+      <w:r>
+        <w:rPr>
+          <w:b/>
+          <w:bCs/>
+          <w:color w:val="D86DCB" w:themeColor="accent5" w:themeTint="99"/>
+          <w:sz w:val="36"/>
+          <w:szCs w:val="36"/>
+        </w:rPr>
+        <w:t>(self):</w:t>
+      </w:r>
+    </w:p>
+    <w:p>
+      <w:pPr>
+        <w:jc w:val="both"/>
+        <w:rPr>
+          <w:b/>
+          <w:bCs/>
+          <w:color w:val="D86DCB" w:themeColor="accent5" w:themeTint="99"/>
+          <w:sz w:val="36"/>
+          <w:szCs w:val="36"/>
+        </w:rPr>
+      </w:pPr>
+      <w:r>
+        <w:rPr>
+          <w:b/>
+          <w:bCs/>
+          <w:color w:val="D86DCB" w:themeColor="accent5" w:themeTint="99"/>
+          <w:sz w:val="36"/>
+          <w:szCs w:val="36"/>
+        </w:rPr>
+        <w:t xml:space="preserve">        return </w:t>
+      </w:r>
+      <w:proofErr w:type="spellStart"/>
+      <w:proofErr w:type="gramStart"/>
+      <w:r>
+        <w:rPr>
+          <w:b/>
+          <w:bCs/>
+          <w:color w:val="D86DCB" w:themeColor="accent5" w:themeTint="99"/>
+          <w:sz w:val="36"/>
+          <w:szCs w:val="36"/>
+        </w:rPr>
+        <w:t>self._</w:t>
+      </w:r>
+      <w:proofErr w:type="gramEnd"/>
+      <w:r>
+        <w:rPr>
+          <w:b/>
+          <w:bCs/>
+          <w:color w:val="D86DCB" w:themeColor="accent5" w:themeTint="99"/>
+          <w:sz w:val="36"/>
+          <w:szCs w:val="36"/>
+        </w:rPr>
+        <w:t>_price</w:t>
+      </w:r>
+      <w:proofErr w:type="spellEnd"/>
+    </w:p>
+    <w:p>
+      <w:pPr>
+        <w:jc w:val="both"/>
+        <w:rPr>
+          <w:b/>
+          <w:bCs/>
+          <w:color w:val="D86DCB" w:themeColor="accent5" w:themeTint="99"/>
+          <w:sz w:val="36"/>
+          <w:szCs w:val="36"/>
+        </w:rPr>
+      </w:pPr>
+      <w:r>
+        <w:rPr>
+          <w:b/>
+          <w:bCs/>
+          <w:color w:val="D86DCB" w:themeColor="accent5" w:themeTint="99"/>
+          <w:sz w:val="36"/>
+          <w:szCs w:val="36"/>
+        </w:rPr>
+        <w:t xml:space="preserve">    def </w:t>
+      </w:r>
+      <w:proofErr w:type="spellStart"/>
+      <w:r>
+        <w:rPr>
+          <w:b/>
+          <w:bCs/>
+          <w:color w:val="D86DCB" w:themeColor="accent5" w:themeTint="99"/>
+          <w:sz w:val="36"/>
+          <w:szCs w:val="36"/>
+        </w:rPr>
+        <w:t>set_</w:t>
+      </w:r>
+      <w:proofErr w:type="gramStart"/>
+      <w:r>
+        <w:rPr>
+          <w:b/>
+          <w:bCs/>
+          <w:color w:val="D86DCB" w:themeColor="accent5" w:themeTint="99"/>
+          <w:sz w:val="36"/>
+          <w:szCs w:val="36"/>
+        </w:rPr>
+        <w:t>name</w:t>
+      </w:r>
+      <w:proofErr w:type="spellEnd"/>
+      <w:r>
+        <w:rPr>
+          <w:b/>
+          <w:bCs/>
+          <w:color w:val="D86DCB" w:themeColor="accent5" w:themeTint="99"/>
+          <w:sz w:val="36"/>
+          <w:szCs w:val="36"/>
+        </w:rPr>
+        <w:t>(</w:t>
+      </w:r>
+      <w:proofErr w:type="gramEnd"/>
+      <w:r>
+        <w:rPr>
+          <w:b/>
+          <w:bCs/>
+          <w:color w:val="D86DCB" w:themeColor="accent5" w:themeTint="99"/>
+          <w:sz w:val="36"/>
+          <w:szCs w:val="36"/>
+        </w:rPr>
+        <w:t>self, price):</w:t>
+      </w:r>
+    </w:p>
+    <w:p>
+      <w:pPr>
+        <w:jc w:val="both"/>
+        <w:rPr>
+          <w:b/>
+          <w:bCs/>
+          <w:color w:val="D86DCB" w:themeColor="accent5" w:themeTint="99"/>
+          <w:sz w:val="36"/>
+          <w:szCs w:val="36"/>
+        </w:rPr>
+      </w:pPr>
+      <w:r>
+        <w:rPr>
+          <w:b/>
+          <w:bCs/>
+          <w:color w:val="D86DCB" w:themeColor="accent5" w:themeTint="99"/>
+          <w:sz w:val="36"/>
+          <w:szCs w:val="36"/>
+        </w:rPr>
+        <w:t xml:space="preserve">        </w:t>
+      </w:r>
+      <w:proofErr w:type="spellStart"/>
+      <w:proofErr w:type="gramStart"/>
+      <w:r>
+        <w:rPr>
+          <w:b/>
+          <w:bCs/>
+          <w:color w:val="D86DCB" w:themeColor="accent5" w:themeTint="99"/>
+          <w:sz w:val="36"/>
+          <w:szCs w:val="36"/>
+        </w:rPr>
+        <w:t>self._</w:t>
+      </w:r>
+      <w:proofErr w:type="gramEnd"/>
+      <w:r>
+        <w:rPr>
+          <w:b/>
+          <w:bCs/>
+          <w:color w:val="D86DCB" w:themeColor="accent5" w:themeTint="99"/>
+          <w:sz w:val="36"/>
+          <w:szCs w:val="36"/>
+        </w:rPr>
+        <w:t>_price</w:t>
+      </w:r>
+      <w:proofErr w:type="spellEnd"/>
+      <w:r>
+        <w:rPr>
+          <w:b/>
+          <w:bCs/>
+          <w:color w:val="D86DCB" w:themeColor="accent5" w:themeTint="99"/>
+          <w:sz w:val="36"/>
+          <w:szCs w:val="36"/>
+        </w:rPr>
+        <w:t xml:space="preserve"> = price</w:t>
+      </w:r>
+    </w:p>
+    <w:p>
+      <w:pPr>
+        <w:jc w:val="both"/>
+        <w:rPr>
+          <w:b/>
+          <w:bCs/>
+          <w:color w:val="D86DCB" w:themeColor="accent5" w:themeTint="99"/>
+          <w:sz w:val="36"/>
+          <w:szCs w:val="36"/>
+        </w:rPr>
+      </w:pPr>
+      <w:r>
+        <w:rPr>
+          <w:b/>
+          <w:bCs/>
+          <w:color w:val="D86DCB" w:themeColor="accent5" w:themeTint="99"/>
+          <w:sz w:val="36"/>
+          <w:szCs w:val="36"/>
+        </w:rPr>
+        <w:t xml:space="preserve">    def </w:t>
+      </w:r>
+      <w:proofErr w:type="spellStart"/>
+      <w:r>
+        <w:rPr>
+          <w:b/>
+          <w:bCs/>
+          <w:color w:val="D86DCB" w:themeColor="accent5" w:themeTint="99"/>
+          <w:sz w:val="36"/>
+          <w:szCs w:val="36"/>
+        </w:rPr>
+        <w:t>apply_</w:t>
+      </w:r>
+      <w:proofErr w:type="gramStart"/>
+      <w:r>
+        <w:rPr>
+          <w:b/>
+          <w:bCs/>
+          <w:color w:val="D86DCB" w:themeColor="accent5" w:themeTint="99"/>
+          <w:sz w:val="36"/>
+          <w:szCs w:val="36"/>
+        </w:rPr>
+        <w:t>discount</w:t>
+      </w:r>
+      <w:proofErr w:type="spellEnd"/>
+      <w:r>
+        <w:rPr>
+          <w:b/>
+          <w:bCs/>
+          <w:color w:val="D86DCB" w:themeColor="accent5" w:themeTint="99"/>
+          <w:sz w:val="36"/>
+          <w:szCs w:val="36"/>
+        </w:rPr>
+        <w:t>(</w:t>
+      </w:r>
+      <w:proofErr w:type="gramEnd"/>
+      <w:r>
+        <w:rPr>
+          <w:b/>
+          <w:bCs/>
+          <w:color w:val="D86DCB" w:themeColor="accent5" w:themeTint="99"/>
+          <w:sz w:val="36"/>
+          <w:szCs w:val="36"/>
+        </w:rPr>
+        <w:t>self, pct):</w:t>
+      </w:r>
+    </w:p>
+    <w:p>
+      <w:pPr>
+        <w:jc w:val="both"/>
+        <w:rPr>
+          <w:b/>
+          <w:bCs/>
+          <w:color w:val="D86DCB" w:themeColor="accent5" w:themeTint="99"/>
+          <w:sz w:val="36"/>
+          <w:szCs w:val="36"/>
+        </w:rPr>
+      </w:pPr>
+      <w:r>
+        <w:rPr>
+          <w:b/>
+          <w:bCs/>
+          <w:color w:val="D86DCB" w:themeColor="accent5" w:themeTint="99"/>
+          <w:sz w:val="36"/>
+          <w:szCs w:val="36"/>
+        </w:rPr>
+        <w:t xml:space="preserve">        </w:t>
+      </w:r>
+      <w:proofErr w:type="gramStart"/>
+      <w:r>
+        <w:rPr>
+          <w:b/>
+          <w:bCs/>
+          <w:color w:val="D86DCB" w:themeColor="accent5" w:themeTint="99"/>
+          <w:sz w:val="36"/>
+          <w:szCs w:val="36"/>
+        </w:rPr>
+        <w:t xml:space="preserve">return  </w:t>
+      </w:r>
+      <w:proofErr w:type="spellStart"/>
+      <w:r>
+        <w:rPr>
+          <w:b/>
+          <w:bCs/>
+          <w:color w:val="D86DCB" w:themeColor="accent5" w:themeTint="99"/>
+          <w:sz w:val="36"/>
+          <w:szCs w:val="36"/>
+        </w:rPr>
+        <w:t>self</w:t>
+      </w:r>
+      <w:proofErr w:type="gramEnd"/>
+      <w:r>
+        <w:rPr>
+          <w:b/>
+          <w:bCs/>
+          <w:color w:val="D86DCB" w:themeColor="accent5" w:themeTint="99"/>
+          <w:sz w:val="36"/>
+          <w:szCs w:val="36"/>
+        </w:rPr>
+        <w:t>.__price</w:t>
+      </w:r>
+      <w:proofErr w:type="spellEnd"/>
+      <w:r>
+        <w:rPr>
+          <w:b/>
+          <w:bCs/>
+          <w:color w:val="D86DCB" w:themeColor="accent5" w:themeTint="99"/>
+          <w:sz w:val="36"/>
+          <w:szCs w:val="36"/>
+        </w:rPr>
+        <w:t xml:space="preserve"> * (1 - pct/100)</w:t>
+      </w:r>
+    </w:p>
+    <w:p>
+      <w:pPr>
+        <w:jc w:val="both"/>
+        <w:rPr>
+          <w:b/>
+          <w:bCs/>
+          <w:color w:val="D86DCB" w:themeColor="accent5" w:themeTint="99"/>
+          <w:sz w:val="36"/>
+          <w:szCs w:val="36"/>
+        </w:rPr>
+      </w:pPr>
+    </w:p>
+    <w:p>
+      <w:pPr>
+        <w:jc w:val="both"/>
+        <w:rPr>
+          <w:b/>
+          <w:bCs/>
+          <w:color w:val="D86DCB" w:themeColor="accent5" w:themeTint="99"/>
+          <w:sz w:val="36"/>
+          <w:szCs w:val="36"/>
+        </w:rPr>
+      </w:pPr>
+      <w:r>
+        <w:rPr>
+          <w:b/>
+          <w:bCs/>
+          <w:color w:val="D86DCB" w:themeColor="accent5" w:themeTint="99"/>
+          <w:sz w:val="36"/>
+          <w:szCs w:val="36"/>
+        </w:rPr>
+        <w:t>class Subscription:</w:t>
+      </w:r>
+    </w:p>
+    <w:p>
+      <w:pPr>
+        <w:jc w:val="both"/>
+        <w:rPr>
+          <w:b/>
+          <w:bCs/>
+          <w:color w:val="D86DCB" w:themeColor="accent5" w:themeTint="99"/>
+          <w:sz w:val="36"/>
+          <w:szCs w:val="36"/>
+        </w:rPr>
+      </w:pPr>
+      <w:r>
+        <w:rPr>
+          <w:b/>
+          <w:bCs/>
+          <w:color w:val="D86DCB" w:themeColor="accent5" w:themeTint="99"/>
+          <w:sz w:val="36"/>
+          <w:szCs w:val="36"/>
+        </w:rPr>
+        <w:t xml:space="preserve">    __monthly = 0.0</w:t>
+      </w:r>
+    </w:p>
+    <w:p>
+      <w:pPr>
+        <w:jc w:val="both"/>
+        <w:rPr>
+          <w:b/>
+          <w:bCs/>
+          <w:color w:val="D86DCB" w:themeColor="accent5" w:themeTint="99"/>
+          <w:sz w:val="36"/>
+          <w:szCs w:val="36"/>
+        </w:rPr>
+      </w:pPr>
+      <w:r>
+        <w:rPr>
+          <w:b/>
+          <w:bCs/>
+          <w:color w:val="D86DCB" w:themeColor="accent5" w:themeTint="99"/>
+          <w:sz w:val="36"/>
+          <w:szCs w:val="36"/>
+        </w:rPr>
+        <w:t xml:space="preserve">    __months = 0</w:t>
+      </w:r>
+    </w:p>
+    <w:p>
+      <w:pPr>
+        <w:jc w:val="both"/>
+        <w:rPr>
+          <w:b/>
+          <w:bCs/>
+          <w:color w:val="D86DCB" w:themeColor="accent5" w:themeTint="99"/>
+          <w:sz w:val="36"/>
+          <w:szCs w:val="36"/>
+        </w:rPr>
+      </w:pPr>
+      <w:r>
+        <w:rPr>
+          <w:b/>
+          <w:bCs/>
+          <w:color w:val="D86DCB" w:themeColor="accent5" w:themeTint="99"/>
+          <w:sz w:val="36"/>
+          <w:szCs w:val="36"/>
+        </w:rPr>
+        <w:t xml:space="preserve">    def </w:t>
+      </w:r>
+      <w:proofErr w:type="spellStart"/>
+      <w:r>
+        <w:rPr>
+          <w:b/>
+          <w:bCs/>
+          <w:color w:val="D86DCB" w:themeColor="accent5" w:themeTint="99"/>
+          <w:sz w:val="36"/>
+          <w:szCs w:val="36"/>
+        </w:rPr>
+        <w:t>apply_discount</w:t>
+      </w:r>
+      <w:proofErr w:type="spellEnd"/>
+      <w:r>
+        <w:rPr>
+          <w:b/>
+          <w:bCs/>
+          <w:color w:val="D86DCB" w:themeColor="accent5" w:themeTint="99"/>
+          <w:sz w:val="36"/>
+          <w:szCs w:val="36"/>
+        </w:rPr>
+        <w:t>(self):</w:t>
+      </w:r>
+    </w:p>
+    <w:p>
+      <w:pPr>
+        <w:jc w:val="both"/>
+        <w:rPr>
+          <w:b/>
+          <w:bCs/>
+          <w:color w:val="D86DCB" w:themeColor="accent5" w:themeTint="99"/>
+          <w:sz w:val="36"/>
+          <w:szCs w:val="36"/>
+        </w:rPr>
+      </w:pPr>
+      <w:r>
+        <w:rPr>
+          <w:b/>
+          <w:bCs/>
+          <w:color w:val="D86DCB" w:themeColor="accent5" w:themeTint="99"/>
+          <w:sz w:val="36"/>
+          <w:szCs w:val="36"/>
+        </w:rPr>
+        <w:t xml:space="preserve">        if </w:t>
+      </w:r>
+      <w:proofErr w:type="spellStart"/>
+      <w:proofErr w:type="gramStart"/>
+      <w:r>
+        <w:rPr>
+          <w:b/>
+          <w:bCs/>
+          <w:color w:val="D86DCB" w:themeColor="accent5" w:themeTint="99"/>
+          <w:sz w:val="36"/>
+          <w:szCs w:val="36"/>
+        </w:rPr>
+        <w:t>self._</w:t>
+      </w:r>
+      <w:proofErr w:type="gramEnd"/>
+      <w:r>
+        <w:rPr>
+          <w:b/>
+          <w:bCs/>
+          <w:color w:val="D86DCB" w:themeColor="accent5" w:themeTint="99"/>
+          <w:sz w:val="36"/>
+          <w:szCs w:val="36"/>
+        </w:rPr>
+        <w:t>_months</w:t>
+      </w:r>
+      <w:proofErr w:type="spellEnd"/>
+      <w:r>
+        <w:rPr>
+          <w:b/>
+          <w:bCs/>
+          <w:color w:val="D86DCB" w:themeColor="accent5" w:themeTint="99"/>
+          <w:sz w:val="36"/>
+          <w:szCs w:val="36"/>
+        </w:rPr>
+        <w:t xml:space="preserve"> &gt; 12:</w:t>
+      </w:r>
+    </w:p>
+    <w:p>
+      <w:pPr>
+        <w:jc w:val="both"/>
+        <w:rPr>
+          <w:b/>
+          <w:bCs/>
+          <w:color w:val="D86DCB" w:themeColor="accent5" w:themeTint="99"/>
+          <w:sz w:val="36"/>
+          <w:szCs w:val="36"/>
+        </w:rPr>
+      </w:pPr>
+      <w:r>
+        <w:rPr>
+          <w:b/>
+          <w:bCs/>
+          <w:color w:val="D86DCB" w:themeColor="accent5" w:themeTint="99"/>
+          <w:sz w:val="36"/>
+          <w:szCs w:val="36"/>
+        </w:rPr>
+        <w:lastRenderedPageBreak/>
+        <w:t xml:space="preserve">            return </w:t>
+      </w:r>
+      <w:proofErr w:type="spellStart"/>
+      <w:proofErr w:type="gramStart"/>
+      <w:r>
+        <w:rPr>
+          <w:b/>
+          <w:bCs/>
+          <w:color w:val="D86DCB" w:themeColor="accent5" w:themeTint="99"/>
+          <w:sz w:val="36"/>
+          <w:szCs w:val="36"/>
+        </w:rPr>
+        <w:t>self._</w:t>
+      </w:r>
+      <w:proofErr w:type="gramEnd"/>
+      <w:r>
+        <w:rPr>
+          <w:b/>
+          <w:bCs/>
+          <w:color w:val="D86DCB" w:themeColor="accent5" w:themeTint="99"/>
+          <w:sz w:val="36"/>
+          <w:szCs w:val="36"/>
+        </w:rPr>
+        <w:t>_monthly</w:t>
+      </w:r>
+      <w:proofErr w:type="spellEnd"/>
+      <w:r>
+        <w:rPr>
+          <w:b/>
+          <w:bCs/>
+          <w:color w:val="D86DCB" w:themeColor="accent5" w:themeTint="99"/>
+          <w:sz w:val="36"/>
+          <w:szCs w:val="36"/>
+        </w:rPr>
+        <w:t xml:space="preserve"> * 0.8</w:t>
+      </w:r>
+    </w:p>
+    <w:p>
+      <w:pPr>
+        <w:jc w:val="both"/>
+        <w:rPr>
+          <w:b/>
+          <w:bCs/>
+          <w:color w:val="D86DCB" w:themeColor="accent5" w:themeTint="99"/>
+          <w:sz w:val="36"/>
+          <w:szCs w:val="36"/>
+        </w:rPr>
+      </w:pPr>
+      <w:r>
+        <w:rPr>
+          <w:b/>
+          <w:bCs/>
+          <w:color w:val="D86DCB" w:themeColor="accent5" w:themeTint="99"/>
+          <w:sz w:val="36"/>
+          <w:szCs w:val="36"/>
+        </w:rPr>
+        <w:t xml:space="preserve">        return </w:t>
+      </w:r>
+      <w:proofErr w:type="spellStart"/>
+      <w:proofErr w:type="gramStart"/>
+      <w:r>
+        <w:rPr>
+          <w:b/>
+          <w:bCs/>
+          <w:color w:val="D86DCB" w:themeColor="accent5" w:themeTint="99"/>
+          <w:sz w:val="36"/>
+          <w:szCs w:val="36"/>
+        </w:rPr>
+        <w:t>self._</w:t>
+      </w:r>
+      <w:proofErr w:type="gramEnd"/>
+      <w:r>
+        <w:rPr>
+          <w:b/>
+          <w:bCs/>
+          <w:color w:val="D86DCB" w:themeColor="accent5" w:themeTint="99"/>
+          <w:sz w:val="36"/>
+          <w:szCs w:val="36"/>
+        </w:rPr>
+        <w:t>_monthly</w:t>
+      </w:r>
+      <w:proofErr w:type="spellEnd"/>
+    </w:p>
+    <w:p>
+      <w:pPr>
+        <w:jc w:val="both"/>
+        <w:rPr>
+          <w:b/>
+          <w:bCs/>
+          <w:color w:val="D86DCB" w:themeColor="accent5" w:themeTint="99"/>
+          <w:sz w:val="36"/>
+          <w:szCs w:val="36"/>
+        </w:rPr>
+      </w:pPr>
+      <w:r>
+        <w:rPr>
+          <w:b/>
+          <w:bCs/>
+          <w:color w:val="D86DCB" w:themeColor="accent5" w:themeTint="99"/>
+          <w:sz w:val="36"/>
+          <w:szCs w:val="36"/>
+        </w:rPr>
+        <w:t xml:space="preserve">    </w:t>
+      </w:r>
+    </w:p>
+    <w:p>
+      <w:pPr>
+        <w:jc w:val="both"/>
+        <w:rPr>
+          <w:b/>
+          <w:bCs/>
+          <w:color w:val="D86DCB" w:themeColor="accent5" w:themeTint="99"/>
+          <w:sz w:val="36"/>
+          <w:szCs w:val="36"/>
+        </w:rPr>
+      </w:pPr>
+      <w:r>
+        <w:rPr>
+          <w:b/>
+          <w:bCs/>
+          <w:color w:val="D86DCB" w:themeColor="accent5" w:themeTint="99"/>
+          <w:sz w:val="36"/>
+          <w:szCs w:val="36"/>
+        </w:rPr>
+        <w:t xml:space="preserve">p = </w:t>
+      </w:r>
+      <w:proofErr w:type="gramStart"/>
+      <w:r>
+        <w:rPr>
+          <w:b/>
+          <w:bCs/>
+          <w:color w:val="D86DCB" w:themeColor="accent5" w:themeTint="99"/>
+          <w:sz w:val="36"/>
+          <w:szCs w:val="36"/>
+        </w:rPr>
+        <w:t>Product(</w:t>
+      </w:r>
+      <w:proofErr w:type="gramEnd"/>
+      <w:r>
+        <w:rPr>
+          <w:b/>
+          <w:bCs/>
+          <w:color w:val="D86DCB" w:themeColor="accent5" w:themeTint="99"/>
+          <w:sz w:val="36"/>
+          <w:szCs w:val="36"/>
+        </w:rPr>
+        <w:t>)</w:t>
+      </w:r>
+    </w:p>
+    <w:p>
+      <w:pPr>
+        <w:jc w:val="both"/>
+        <w:rPr>
+          <w:b/>
+          <w:bCs/>
+          <w:color w:val="D86DCB" w:themeColor="accent5" w:themeTint="99"/>
+          <w:sz w:val="36"/>
+          <w:szCs w:val="36"/>
+        </w:rPr>
+      </w:pPr>
+      <w:r>
+        <w:rPr>
+          <w:b/>
+          <w:bCs/>
+          <w:color w:val="D86DCB" w:themeColor="accent5" w:themeTint="99"/>
+          <w:sz w:val="36"/>
+          <w:szCs w:val="36"/>
+        </w:rPr>
+        <w:t>qty = 10</w:t>
+      </w:r>
+    </w:p>
+    <w:p>
+      <w:pPr>
+        <w:jc w:val="both"/>
+        <w:rPr>
+          <w:b/>
+          <w:bCs/>
+          <w:color w:val="D86DCB" w:themeColor="accent5" w:themeTint="99"/>
+          <w:sz w:val="36"/>
+          <w:szCs w:val="36"/>
+        </w:rPr>
+      </w:pPr>
+      <w:r>
+        <w:rPr>
+          <w:b/>
+          <w:bCs/>
+          <w:color w:val="D86DCB" w:themeColor="accent5" w:themeTint="99"/>
+          <w:sz w:val="36"/>
+          <w:szCs w:val="36"/>
+        </w:rPr>
+        <w:t>rate = 0.2</w:t>
+      </w:r>
+    </w:p>
+    <w:p>
+      <w:pPr>
+        <w:jc w:val="both"/>
+        <w:rPr>
+          <w:b/>
+          <w:bCs/>
+          <w:color w:val="D86DCB" w:themeColor="accent5" w:themeTint="99"/>
+          <w:sz w:val="36"/>
+          <w:szCs w:val="36"/>
+        </w:rPr>
+      </w:pPr>
+      <w:r>
+        <w:rPr>
+          <w:b/>
+          <w:bCs/>
+          <w:color w:val="D86DCB" w:themeColor="accent5" w:themeTint="99"/>
+          <w:sz w:val="36"/>
+          <w:szCs w:val="36"/>
+        </w:rPr>
+        <w:t xml:space="preserve">total = </w:t>
+      </w:r>
+      <w:proofErr w:type="spellStart"/>
+      <w:r>
+        <w:rPr>
+          <w:b/>
+          <w:bCs/>
+          <w:color w:val="D86DCB" w:themeColor="accent5" w:themeTint="99"/>
+          <w:sz w:val="36"/>
+          <w:szCs w:val="36"/>
+        </w:rPr>
+        <w:t>p.get_</w:t>
+      </w:r>
+      <w:proofErr w:type="gramStart"/>
+      <w:r>
+        <w:rPr>
+          <w:b/>
+          <w:bCs/>
+          <w:color w:val="D86DCB" w:themeColor="accent5" w:themeTint="99"/>
+          <w:sz w:val="36"/>
+          <w:szCs w:val="36"/>
+        </w:rPr>
+        <w:t>price</w:t>
+      </w:r>
+      <w:proofErr w:type="spellEnd"/>
+      <w:r>
+        <w:rPr>
+          <w:b/>
+          <w:bCs/>
+          <w:color w:val="D86DCB" w:themeColor="accent5" w:themeTint="99"/>
+          <w:sz w:val="36"/>
+          <w:szCs w:val="36"/>
+        </w:rPr>
+        <w:t>(</w:t>
+      </w:r>
+      <w:proofErr w:type="gramEnd"/>
+      <w:r>
+        <w:rPr>
+          <w:b/>
+          <w:bCs/>
+          <w:color w:val="D86DCB" w:themeColor="accent5" w:themeTint="99"/>
+          <w:sz w:val="36"/>
+          <w:szCs w:val="36"/>
+        </w:rPr>
+        <w:t>) * qty</w:t>
+      </w:r>
+      <w:r>
+        <w:rPr>
+          <w:b/>
+          <w:bCs/>
+          <w:color w:val="D86DCB" w:themeColor="accent5" w:themeTint="99"/>
+          <w:sz w:val="36"/>
+          <w:szCs w:val="36"/>
+        </w:rPr>
+        <w:t xml:space="preserve"> # Data leaked</w:t>
+      </w:r>
+    </w:p>
+    <w:p>
+      <w:pPr>
+        <w:jc w:val="both"/>
+        <w:rPr>
+          <w:b/>
+          <w:bCs/>
+          <w:color w:val="D86DCB" w:themeColor="accent5" w:themeTint="99"/>
+          <w:sz w:val="36"/>
+          <w:szCs w:val="36"/>
+        </w:rPr>
+      </w:pPr>
+      <w:r>
+        <w:rPr>
+          <w:b/>
+          <w:bCs/>
+          <w:color w:val="D86DCB" w:themeColor="accent5" w:themeTint="99"/>
+          <w:sz w:val="36"/>
+          <w:szCs w:val="36"/>
+        </w:rPr>
+        <w:t xml:space="preserve">tax = </w:t>
+      </w:r>
+      <w:proofErr w:type="spellStart"/>
+      <w:r>
+        <w:rPr>
+          <w:b/>
+          <w:bCs/>
+          <w:color w:val="D86DCB" w:themeColor="accent5" w:themeTint="99"/>
+          <w:sz w:val="36"/>
+          <w:szCs w:val="36"/>
+        </w:rPr>
+        <w:t>p.get_</w:t>
+      </w:r>
+      <w:proofErr w:type="gramStart"/>
+      <w:r>
+        <w:rPr>
+          <w:b/>
+          <w:bCs/>
+          <w:color w:val="D86DCB" w:themeColor="accent5" w:themeTint="99"/>
+          <w:sz w:val="36"/>
+          <w:szCs w:val="36"/>
+        </w:rPr>
+        <w:t>price</w:t>
+      </w:r>
+      <w:proofErr w:type="spellEnd"/>
+      <w:r>
+        <w:rPr>
+          <w:b/>
+          <w:bCs/>
+          <w:color w:val="D86DCB" w:themeColor="accent5" w:themeTint="99"/>
+          <w:sz w:val="36"/>
+          <w:szCs w:val="36"/>
+        </w:rPr>
+        <w:t>(</w:t>
+      </w:r>
+      <w:proofErr w:type="gramEnd"/>
+      <w:r>
+        <w:rPr>
+          <w:b/>
+          <w:bCs/>
+          <w:color w:val="D86DCB" w:themeColor="accent5" w:themeTint="99"/>
+          <w:sz w:val="36"/>
+          <w:szCs w:val="36"/>
+        </w:rPr>
+        <w:t>) * rate</w:t>
+      </w:r>
+    </w:p>
+    <w:p>
+      <w:pPr>
+        <w:jc w:val="both"/>
+        <w:rPr>
+          <w:sz w:val="36"/>
+          <w:szCs w:val="36"/>
+        </w:rPr>
+      </w:pPr>
+      <w:r>
+        <w:rPr>
+          <w:sz w:val="36"/>
+          <w:szCs w:val="36"/>
+        </w:rPr>
+        <w:t xml:space="preserve"># </w:t>
+      </w:r>
+      <w:r>
+        <w:rPr>
+          <w:sz w:val="36"/>
+          <w:szCs w:val="36"/>
+        </w:rPr>
+        <w:t>A pure Data Structure doesn’t have this problem. We have to put the business logic somewhere else like another class specifically for business logic or behavior</w:t>
+      </w:r>
+      <w:r>
+        <w:rPr>
+          <w:sz w:val="36"/>
+          <w:szCs w:val="36"/>
+        </w:rPr>
+        <w:t>.</w:t>
+      </w:r>
+    </w:p>
+    <w:p>
+      <w:pPr>
+        <w:jc w:val="both"/>
+        <w:rPr>
+          <w:sz w:val="36"/>
+          <w:szCs w:val="36"/>
+        </w:rPr>
+      </w:pPr>
+      <w:r>
+        <w:rPr>
+          <w:sz w:val="36"/>
+          <w:szCs w:val="36"/>
+        </w:rPr>
+        <w:t># Remember Objects hide data and expose behavior</w:t>
+      </w:r>
+      <w:r>
+        <w:rPr>
+          <w:sz w:val="36"/>
+          <w:szCs w:val="36"/>
+        </w:rPr>
+        <w:t xml:space="preserve"> where Data Structure expose data and skip behavior</w:t>
+      </w:r>
+    </w:p>
+    <w:p>
+      <w:pPr>
+        <w:jc w:val="both"/>
+        <w:rPr>
+          <w:b/>
+          <w:bCs/>
+          <w:color w:val="D86DCB" w:themeColor="accent5" w:themeTint="99"/>
+          <w:sz w:val="36"/>
+          <w:szCs w:val="36"/>
+        </w:rPr>
+      </w:pPr>
+      <w:r>
+        <w:rPr>
+          <w:b/>
+          <w:bCs/>
+          <w:color w:val="D86DCB" w:themeColor="accent5" w:themeTint="99"/>
+          <w:sz w:val="36"/>
+          <w:szCs w:val="36"/>
+        </w:rPr>
+        <w:t>class Product:</w:t>
+      </w:r>
+    </w:p>
+    <w:p>
+      <w:pPr>
+        <w:jc w:val="both"/>
+        <w:rPr>
+          <w:b/>
+          <w:bCs/>
+          <w:color w:val="D86DCB" w:themeColor="accent5" w:themeTint="99"/>
+          <w:sz w:val="36"/>
+          <w:szCs w:val="36"/>
+        </w:rPr>
+      </w:pPr>
+      <w:r>
+        <w:rPr>
+          <w:b/>
+          <w:bCs/>
+          <w:color w:val="D86DCB" w:themeColor="accent5" w:themeTint="99"/>
+          <w:sz w:val="36"/>
+          <w:szCs w:val="36"/>
+        </w:rPr>
+        <w:t xml:space="preserve">    __name = ''</w:t>
+      </w:r>
+    </w:p>
+    <w:p>
+      <w:pPr>
+        <w:jc w:val="both"/>
+        <w:rPr>
+          <w:b/>
+          <w:bCs/>
+          <w:color w:val="D86DCB" w:themeColor="accent5" w:themeTint="99"/>
+          <w:sz w:val="36"/>
+          <w:szCs w:val="36"/>
+        </w:rPr>
+      </w:pPr>
+      <w:r>
+        <w:rPr>
+          <w:b/>
+          <w:bCs/>
+          <w:color w:val="D86DCB" w:themeColor="accent5" w:themeTint="99"/>
+          <w:sz w:val="36"/>
+          <w:szCs w:val="36"/>
+        </w:rPr>
+        <w:t xml:space="preserve">    __price = 0.0</w:t>
+      </w:r>
+    </w:p>
+    <w:p>
+      <w:pPr>
+        <w:jc w:val="both"/>
+        <w:rPr>
+          <w:b/>
+          <w:bCs/>
+          <w:color w:val="D86DCB" w:themeColor="accent5" w:themeTint="99"/>
+          <w:sz w:val="36"/>
+          <w:szCs w:val="36"/>
+        </w:rPr>
+      </w:pPr>
+      <w:r>
+        <w:rPr>
+          <w:b/>
+          <w:bCs/>
+          <w:color w:val="D86DCB" w:themeColor="accent5" w:themeTint="99"/>
+          <w:sz w:val="36"/>
+          <w:szCs w:val="36"/>
+        </w:rPr>
+        <w:t xml:space="preserve">    def </w:t>
+      </w:r>
+      <w:proofErr w:type="spellStart"/>
+      <w:r>
+        <w:rPr>
+          <w:b/>
+          <w:bCs/>
+          <w:color w:val="D86DCB" w:themeColor="accent5" w:themeTint="99"/>
+          <w:sz w:val="36"/>
+          <w:szCs w:val="36"/>
+        </w:rPr>
+        <w:t>get_name</w:t>
+      </w:r>
+      <w:proofErr w:type="spellEnd"/>
+      <w:r>
+        <w:rPr>
+          <w:b/>
+          <w:bCs/>
+          <w:color w:val="D86DCB" w:themeColor="accent5" w:themeTint="99"/>
+          <w:sz w:val="36"/>
+          <w:szCs w:val="36"/>
+        </w:rPr>
+        <w:t>(self):</w:t>
+      </w:r>
+    </w:p>
+    <w:p>
+      <w:pPr>
+        <w:jc w:val="both"/>
+        <w:rPr>
+          <w:b/>
+          <w:bCs/>
+          <w:color w:val="D86DCB" w:themeColor="accent5" w:themeTint="99"/>
+          <w:sz w:val="36"/>
+          <w:szCs w:val="36"/>
+        </w:rPr>
+      </w:pPr>
+      <w:r>
+        <w:rPr>
+          <w:b/>
+          <w:bCs/>
+          <w:color w:val="D86DCB" w:themeColor="accent5" w:themeTint="99"/>
+          <w:sz w:val="36"/>
+          <w:szCs w:val="36"/>
+        </w:rPr>
+        <w:t xml:space="preserve">        return </w:t>
+      </w:r>
+      <w:proofErr w:type="spellStart"/>
+      <w:proofErr w:type="gramStart"/>
+      <w:r>
+        <w:rPr>
+          <w:b/>
+          <w:bCs/>
+          <w:color w:val="D86DCB" w:themeColor="accent5" w:themeTint="99"/>
+          <w:sz w:val="36"/>
+          <w:szCs w:val="36"/>
+        </w:rPr>
+        <w:t>self._</w:t>
+      </w:r>
+      <w:proofErr w:type="gramEnd"/>
+      <w:r>
+        <w:rPr>
+          <w:b/>
+          <w:bCs/>
+          <w:color w:val="D86DCB" w:themeColor="accent5" w:themeTint="99"/>
+          <w:sz w:val="36"/>
+          <w:szCs w:val="36"/>
+        </w:rPr>
+        <w:t>_name</w:t>
+      </w:r>
+      <w:proofErr w:type="spellEnd"/>
+    </w:p>
+    <w:p>
+      <w:pPr>
+        <w:jc w:val="both"/>
+        <w:rPr>
+          <w:b/>
+          <w:bCs/>
+          <w:color w:val="D86DCB" w:themeColor="accent5" w:themeTint="99"/>
+          <w:sz w:val="36"/>
+          <w:szCs w:val="36"/>
+        </w:rPr>
+      </w:pPr>
+      <w:r>
+        <w:rPr>
+          <w:b/>
+          <w:bCs/>
+          <w:color w:val="D86DCB" w:themeColor="accent5" w:themeTint="99"/>
+          <w:sz w:val="36"/>
+          <w:szCs w:val="36"/>
+        </w:rPr>
+        <w:t xml:space="preserve">    def </w:t>
+      </w:r>
+      <w:proofErr w:type="spellStart"/>
+      <w:r>
+        <w:rPr>
+          <w:b/>
+          <w:bCs/>
+          <w:color w:val="D86DCB" w:themeColor="accent5" w:themeTint="99"/>
+          <w:sz w:val="36"/>
+          <w:szCs w:val="36"/>
+        </w:rPr>
+        <w:t>get_price</w:t>
+      </w:r>
+      <w:proofErr w:type="spellEnd"/>
+      <w:r>
+        <w:rPr>
+          <w:b/>
+          <w:bCs/>
+          <w:color w:val="D86DCB" w:themeColor="accent5" w:themeTint="99"/>
+          <w:sz w:val="36"/>
+          <w:szCs w:val="36"/>
+        </w:rPr>
+        <w:t>(self):</w:t>
+      </w:r>
+    </w:p>
+    <w:p>
+      <w:pPr>
+        <w:jc w:val="both"/>
+        <w:rPr>
+          <w:b/>
+          <w:bCs/>
+          <w:color w:val="D86DCB" w:themeColor="accent5" w:themeTint="99"/>
+          <w:sz w:val="36"/>
+          <w:szCs w:val="36"/>
+        </w:rPr>
+      </w:pPr>
+      <w:r>
+        <w:rPr>
+          <w:b/>
+          <w:bCs/>
+          <w:color w:val="D86DCB" w:themeColor="accent5" w:themeTint="99"/>
+          <w:sz w:val="36"/>
+          <w:szCs w:val="36"/>
+        </w:rPr>
+        <w:t xml:space="preserve">        return </w:t>
+      </w:r>
+      <w:proofErr w:type="spellStart"/>
+      <w:proofErr w:type="gramStart"/>
+      <w:r>
+        <w:rPr>
+          <w:b/>
+          <w:bCs/>
+          <w:color w:val="D86DCB" w:themeColor="accent5" w:themeTint="99"/>
+          <w:sz w:val="36"/>
+          <w:szCs w:val="36"/>
+        </w:rPr>
+        <w:t>self._</w:t>
+      </w:r>
+      <w:proofErr w:type="gramEnd"/>
+      <w:r>
+        <w:rPr>
+          <w:b/>
+          <w:bCs/>
+          <w:color w:val="D86DCB" w:themeColor="accent5" w:themeTint="99"/>
+          <w:sz w:val="36"/>
+          <w:szCs w:val="36"/>
+        </w:rPr>
+        <w:t>_price</w:t>
+      </w:r>
+      <w:proofErr w:type="spellEnd"/>
+    </w:p>
+    <w:p>
+      <w:pPr>
+        <w:jc w:val="both"/>
+        <w:rPr>
+          <w:b/>
+          <w:bCs/>
+          <w:color w:val="D86DCB" w:themeColor="accent5" w:themeTint="99"/>
+          <w:sz w:val="36"/>
+          <w:szCs w:val="36"/>
+        </w:rPr>
+      </w:pPr>
+      <w:r>
+        <w:rPr>
+          <w:b/>
+          <w:bCs/>
+          <w:color w:val="D86DCB" w:themeColor="accent5" w:themeTint="99"/>
+          <w:sz w:val="36"/>
+          <w:szCs w:val="36"/>
+        </w:rPr>
+        <w:t xml:space="preserve">    def </w:t>
+      </w:r>
+      <w:proofErr w:type="spellStart"/>
+      <w:r>
+        <w:rPr>
+          <w:b/>
+          <w:bCs/>
+          <w:color w:val="D86DCB" w:themeColor="accent5" w:themeTint="99"/>
+          <w:sz w:val="36"/>
+          <w:szCs w:val="36"/>
+        </w:rPr>
+        <w:t>set_</w:t>
+      </w:r>
+      <w:proofErr w:type="gramStart"/>
+      <w:r>
+        <w:rPr>
+          <w:b/>
+          <w:bCs/>
+          <w:color w:val="D86DCB" w:themeColor="accent5" w:themeTint="99"/>
+          <w:sz w:val="36"/>
+          <w:szCs w:val="36"/>
+        </w:rPr>
+        <w:t>name</w:t>
+      </w:r>
+      <w:proofErr w:type="spellEnd"/>
+      <w:r>
+        <w:rPr>
+          <w:b/>
+          <w:bCs/>
+          <w:color w:val="D86DCB" w:themeColor="accent5" w:themeTint="99"/>
+          <w:sz w:val="36"/>
+          <w:szCs w:val="36"/>
+        </w:rPr>
+        <w:t>(</w:t>
+      </w:r>
+      <w:proofErr w:type="gramEnd"/>
+      <w:r>
+        <w:rPr>
+          <w:b/>
+          <w:bCs/>
+          <w:color w:val="D86DCB" w:themeColor="accent5" w:themeTint="99"/>
+          <w:sz w:val="36"/>
+          <w:szCs w:val="36"/>
+        </w:rPr>
+        <w:t>self, price):</w:t>
+      </w:r>
+    </w:p>
+    <w:p>
+      <w:pPr>
+        <w:jc w:val="both"/>
+        <w:rPr>
+          <w:b/>
+          <w:bCs/>
+          <w:color w:val="D86DCB" w:themeColor="accent5" w:themeTint="99"/>
+          <w:sz w:val="36"/>
+          <w:szCs w:val="36"/>
+        </w:rPr>
+      </w:pPr>
+      <w:r>
+        <w:rPr>
+          <w:b/>
+          <w:bCs/>
+          <w:color w:val="D86DCB" w:themeColor="accent5" w:themeTint="99"/>
+          <w:sz w:val="36"/>
+          <w:szCs w:val="36"/>
+        </w:rPr>
+        <w:lastRenderedPageBreak/>
+        <w:t xml:space="preserve">        </w:t>
+      </w:r>
+      <w:proofErr w:type="spellStart"/>
+      <w:proofErr w:type="gramStart"/>
+      <w:r>
+        <w:rPr>
+          <w:b/>
+          <w:bCs/>
+          <w:color w:val="D86DCB" w:themeColor="accent5" w:themeTint="99"/>
+          <w:sz w:val="36"/>
+          <w:szCs w:val="36"/>
+        </w:rPr>
+        <w:t>self._</w:t>
+      </w:r>
+      <w:proofErr w:type="gramEnd"/>
+      <w:r>
+        <w:rPr>
+          <w:b/>
+          <w:bCs/>
+          <w:color w:val="D86DCB" w:themeColor="accent5" w:themeTint="99"/>
+          <w:sz w:val="36"/>
+          <w:szCs w:val="36"/>
+        </w:rPr>
+        <w:t>_price</w:t>
+      </w:r>
+      <w:proofErr w:type="spellEnd"/>
+      <w:r>
+        <w:rPr>
+          <w:b/>
+          <w:bCs/>
+          <w:color w:val="D86DCB" w:themeColor="accent5" w:themeTint="99"/>
+          <w:sz w:val="36"/>
+          <w:szCs w:val="36"/>
+        </w:rPr>
+        <w:t xml:space="preserve"> = price</w:t>
+      </w:r>
+    </w:p>
+    <w:p>
+      <w:pPr>
+        <w:jc w:val="both"/>
+        <w:rPr>
+          <w:b/>
+          <w:bCs/>
+          <w:color w:val="D86DCB" w:themeColor="accent5" w:themeTint="99"/>
+          <w:sz w:val="36"/>
+          <w:szCs w:val="36"/>
+        </w:rPr>
+      </w:pPr>
+      <w:r>
+        <w:rPr>
+          <w:b/>
+          <w:bCs/>
+          <w:color w:val="D86DCB" w:themeColor="accent5" w:themeTint="99"/>
+          <w:sz w:val="36"/>
+          <w:szCs w:val="36"/>
+        </w:rPr>
+        <w:t xml:space="preserve">    def </w:t>
+      </w:r>
+      <w:proofErr w:type="spellStart"/>
+      <w:r>
+        <w:rPr>
+          <w:b/>
+          <w:bCs/>
+          <w:color w:val="D86DCB" w:themeColor="accent5" w:themeTint="99"/>
+          <w:sz w:val="36"/>
+          <w:szCs w:val="36"/>
+        </w:rPr>
+        <w:t>apply_</w:t>
+      </w:r>
+      <w:proofErr w:type="gramStart"/>
+      <w:r>
+        <w:rPr>
+          <w:b/>
+          <w:bCs/>
+          <w:color w:val="D86DCB" w:themeColor="accent5" w:themeTint="99"/>
+          <w:sz w:val="36"/>
+          <w:szCs w:val="36"/>
+        </w:rPr>
+        <w:t>discount</w:t>
+      </w:r>
+      <w:proofErr w:type="spellEnd"/>
+      <w:r>
+        <w:rPr>
+          <w:b/>
+          <w:bCs/>
+          <w:color w:val="D86DCB" w:themeColor="accent5" w:themeTint="99"/>
+          <w:sz w:val="36"/>
+          <w:szCs w:val="36"/>
+        </w:rPr>
+        <w:t>(</w:t>
+      </w:r>
+      <w:proofErr w:type="gramEnd"/>
+      <w:r>
+        <w:rPr>
+          <w:b/>
+          <w:bCs/>
+          <w:color w:val="D86DCB" w:themeColor="accent5" w:themeTint="99"/>
+          <w:sz w:val="36"/>
+          <w:szCs w:val="36"/>
+        </w:rPr>
+        <w:t>self, pct):</w:t>
+      </w:r>
+    </w:p>
+    <w:p>
+      <w:pPr>
+        <w:jc w:val="both"/>
+        <w:rPr>
+          <w:b/>
+          <w:bCs/>
+          <w:color w:val="D86DCB" w:themeColor="accent5" w:themeTint="99"/>
+          <w:sz w:val="36"/>
+          <w:szCs w:val="36"/>
+        </w:rPr>
+      </w:pPr>
+      <w:r>
+        <w:rPr>
+          <w:b/>
+          <w:bCs/>
+          <w:color w:val="D86DCB" w:themeColor="accent5" w:themeTint="99"/>
+          <w:sz w:val="36"/>
+          <w:szCs w:val="36"/>
+        </w:rPr>
+        <w:t xml:space="preserve">        </w:t>
+      </w:r>
+      <w:proofErr w:type="gramStart"/>
+      <w:r>
+        <w:rPr>
+          <w:b/>
+          <w:bCs/>
+          <w:color w:val="D86DCB" w:themeColor="accent5" w:themeTint="99"/>
+          <w:sz w:val="36"/>
+          <w:szCs w:val="36"/>
+        </w:rPr>
+        <w:t xml:space="preserve">return  </w:t>
+      </w:r>
+      <w:proofErr w:type="spellStart"/>
+      <w:r>
+        <w:rPr>
+          <w:b/>
+          <w:bCs/>
+          <w:color w:val="D86DCB" w:themeColor="accent5" w:themeTint="99"/>
+          <w:sz w:val="36"/>
+          <w:szCs w:val="36"/>
+        </w:rPr>
+        <w:t>self</w:t>
+      </w:r>
+      <w:proofErr w:type="gramEnd"/>
+      <w:r>
+        <w:rPr>
+          <w:b/>
+          <w:bCs/>
+          <w:color w:val="D86DCB" w:themeColor="accent5" w:themeTint="99"/>
+          <w:sz w:val="36"/>
+          <w:szCs w:val="36"/>
+        </w:rPr>
+        <w:t>.__price</w:t>
+      </w:r>
+      <w:proofErr w:type="spellEnd"/>
+      <w:r>
+        <w:rPr>
+          <w:b/>
+          <w:bCs/>
+          <w:color w:val="D86DCB" w:themeColor="accent5" w:themeTint="99"/>
+          <w:sz w:val="36"/>
+          <w:szCs w:val="36"/>
+        </w:rPr>
+        <w:t xml:space="preserve"> * (1 - pct/100)</w:t>
+      </w:r>
+    </w:p>
+    <w:p>
+      <w:pPr>
+        <w:jc w:val="both"/>
+        <w:rPr>
+          <w:b/>
+          <w:bCs/>
+          <w:color w:val="D86DCB" w:themeColor="accent5" w:themeTint="99"/>
+          <w:sz w:val="36"/>
+          <w:szCs w:val="36"/>
+        </w:rPr>
+      </w:pPr>
+    </w:p>
+    <w:p>
+      <w:pPr>
+        <w:jc w:val="both"/>
+        <w:rPr>
+          <w:b/>
+          <w:bCs/>
+          <w:color w:val="D86DCB" w:themeColor="accent5" w:themeTint="99"/>
+          <w:sz w:val="36"/>
+          <w:szCs w:val="36"/>
+        </w:rPr>
+      </w:pPr>
+      <w:r>
+        <w:rPr>
+          <w:b/>
+          <w:bCs/>
+          <w:color w:val="D86DCB" w:themeColor="accent5" w:themeTint="99"/>
+          <w:sz w:val="36"/>
+          <w:szCs w:val="36"/>
+        </w:rPr>
+        <w:t xml:space="preserve">class </w:t>
+      </w:r>
+      <w:proofErr w:type="spellStart"/>
+      <w:r>
+        <w:rPr>
+          <w:b/>
+          <w:bCs/>
+          <w:color w:val="D86DCB" w:themeColor="accent5" w:themeTint="99"/>
+          <w:sz w:val="36"/>
+          <w:szCs w:val="36"/>
+        </w:rPr>
+        <w:t>ProductPricing</w:t>
+      </w:r>
+      <w:proofErr w:type="spellEnd"/>
+      <w:r>
+        <w:rPr>
+          <w:b/>
+          <w:bCs/>
+          <w:color w:val="D86DCB" w:themeColor="accent5" w:themeTint="99"/>
+          <w:sz w:val="36"/>
+          <w:szCs w:val="36"/>
+        </w:rPr>
+        <w:t>:</w:t>
+      </w:r>
+    </w:p>
+    <w:p>
+      <w:pPr>
+        <w:jc w:val="both"/>
+        <w:rPr>
+          <w:b/>
+          <w:bCs/>
+          <w:color w:val="D86DCB" w:themeColor="accent5" w:themeTint="99"/>
+          <w:sz w:val="36"/>
+          <w:szCs w:val="36"/>
+        </w:rPr>
+      </w:pPr>
+      <w:r>
+        <w:rPr>
+          <w:b/>
+          <w:bCs/>
+          <w:color w:val="D86DCB" w:themeColor="accent5" w:themeTint="99"/>
+          <w:sz w:val="36"/>
+          <w:szCs w:val="36"/>
+        </w:rPr>
+        <w:t xml:space="preserve">    def </w:t>
+      </w:r>
+      <w:proofErr w:type="spellStart"/>
+      <w:r>
+        <w:rPr>
+          <w:b/>
+          <w:bCs/>
+          <w:color w:val="D86DCB" w:themeColor="accent5" w:themeTint="99"/>
+          <w:sz w:val="36"/>
+          <w:szCs w:val="36"/>
+        </w:rPr>
+        <w:t>apply_</w:t>
+      </w:r>
+      <w:proofErr w:type="gramStart"/>
+      <w:r>
+        <w:rPr>
+          <w:b/>
+          <w:bCs/>
+          <w:color w:val="D86DCB" w:themeColor="accent5" w:themeTint="99"/>
+          <w:sz w:val="36"/>
+          <w:szCs w:val="36"/>
+        </w:rPr>
+        <w:t>discount</w:t>
+      </w:r>
+      <w:proofErr w:type="spellEnd"/>
+      <w:r>
+        <w:rPr>
+          <w:b/>
+          <w:bCs/>
+          <w:color w:val="D86DCB" w:themeColor="accent5" w:themeTint="99"/>
+          <w:sz w:val="36"/>
+          <w:szCs w:val="36"/>
+        </w:rPr>
+        <w:t>(</w:t>
+      </w:r>
+      <w:proofErr w:type="gramEnd"/>
+      <w:r>
+        <w:rPr>
+          <w:b/>
+          <w:bCs/>
+          <w:color w:val="D86DCB" w:themeColor="accent5" w:themeTint="99"/>
+          <w:sz w:val="36"/>
+          <w:szCs w:val="36"/>
+        </w:rPr>
+        <w:t>self, product = Product(), pct = 0.0):</w:t>
+      </w:r>
+    </w:p>
+    <w:p>
+      <w:pPr>
+        <w:jc w:val="both"/>
+        <w:rPr>
+          <w:b/>
+          <w:bCs/>
+          <w:color w:val="D86DCB" w:themeColor="accent5" w:themeTint="99"/>
+          <w:sz w:val="36"/>
+          <w:szCs w:val="36"/>
+        </w:rPr>
+      </w:pPr>
+      <w:r>
+        <w:rPr>
+          <w:b/>
+          <w:bCs/>
+          <w:color w:val="D86DCB" w:themeColor="accent5" w:themeTint="99"/>
+          <w:sz w:val="36"/>
+          <w:szCs w:val="36"/>
+        </w:rPr>
+        <w:t xml:space="preserve">        return </w:t>
+      </w:r>
+      <w:proofErr w:type="spellStart"/>
+      <w:r>
+        <w:rPr>
+          <w:b/>
+          <w:bCs/>
+          <w:color w:val="D86DCB" w:themeColor="accent5" w:themeTint="99"/>
+          <w:sz w:val="36"/>
+          <w:szCs w:val="36"/>
+        </w:rPr>
+        <w:t>product.get_</w:t>
+      </w:r>
+      <w:proofErr w:type="gramStart"/>
+      <w:r>
+        <w:rPr>
+          <w:b/>
+          <w:bCs/>
+          <w:color w:val="D86DCB" w:themeColor="accent5" w:themeTint="99"/>
+          <w:sz w:val="36"/>
+          <w:szCs w:val="36"/>
+        </w:rPr>
+        <w:t>price</w:t>
+      </w:r>
+      <w:proofErr w:type="spellEnd"/>
+      <w:r>
+        <w:rPr>
+          <w:b/>
+          <w:bCs/>
+          <w:color w:val="D86DCB" w:themeColor="accent5" w:themeTint="99"/>
+          <w:sz w:val="36"/>
+          <w:szCs w:val="36"/>
+        </w:rPr>
+        <w:t>(</w:t>
+      </w:r>
+      <w:proofErr w:type="gramEnd"/>
+      <w:r>
+        <w:rPr>
+          <w:b/>
+          <w:bCs/>
+          <w:color w:val="D86DCB" w:themeColor="accent5" w:themeTint="99"/>
+          <w:sz w:val="36"/>
+          <w:szCs w:val="36"/>
+        </w:rPr>
+        <w:t>) * (1 - pct/100)</w:t>
+      </w:r>
     </w:p>
     <w:p>
       <w:pPr>
@@ -2807,7 +4907,6 @@
   <w:style w:type="character" w:default="1" w:styleId="DefaultParagraphFont">
     <w:name w:val="Default Paragraph Font"/>
     <w:uiPriority w:val="1"/>
-    <w:semiHidden/>
     <w:unhideWhenUsed/>
   </w:style>
   <w:style w:type="table" w:default="1" w:styleId="TableNormal">
